--- a/Bases de Datos II/Clases/Clase 11 - Avance del proyecto final/Taller PI - Clase 11 - VetCare.docx
+++ b/Bases de Datos II/Clases/Clase 11 - Avance del proyecto final/Taller PI - Clase 11 - VetCare.docx
@@ -454,7 +454,238 @@
           <w:color w:val="2B2B2B"/>
           <w:sz w:val="22"/>
         </w:rPr>
-        <w:t xml:space="preserve"> (examlab.lovable.app/app · módulo Talleres) — domingo 23:59 cuando aplique.</w:t>
+        <w:t xml:space="preserve"> (https://examlab.lovable.app/ · módulo Talleres) — domingo 23:59 cuando aplique.</w:t>
+      </w:r>
+    </w:p>
+    <w:p>
+      <w:pPr>
+        <w:spacing w:after="120"/>
+      </w:pPr>
+      <w:r>
+        <w:rPr>
+          <w:rFonts w:ascii="Calibri" w:hAnsi="Calibri" w:eastAsia="Calibri"/>
+          <w:b/>
+          <w:color w:val="095292"/>
+          <w:sz w:val="24"/>
+        </w:rPr>
+        <w:t>9. Que vas a resolver en ExamLab</w:t>
+      </w:r>
+    </w:p>
+    <w:p>
+      <w:pPr>
+        <w:spacing w:after="120"/>
+      </w:pPr>
+      <w:r>
+        <w:rPr>
+          <w:rFonts w:ascii="Calibri" w:hAnsi="Calibri" w:eastAsia="Calibri"/>
+          <w:b w:val="0"/>
+          <w:color w:val="2B2B2B"/>
+          <w:sz w:val="22"/>
+        </w:rPr>
+        <w:t>El estudiante ejecuta la bateria de verificacion del avance de VetCare (integridad, reglas de negocio y auditoria), entrega el ER consolidado, los reportes de la demo, el checklist firmado y la lista de gaps.</w:t>
+      </w:r>
+    </w:p>
+    <w:p>
+      <w:pPr>
+        <w:spacing w:after="120"/>
+      </w:pPr>
+      <w:r>
+        <w:rPr>
+          <w:rFonts w:ascii="Calibri" w:hAnsi="Calibri" w:eastAsia="Calibri"/>
+          <w:b w:val="0"/>
+          <w:color w:val="2B2B2B"/>
+          <w:sz w:val="22"/>
+        </w:rPr>
+        <w:t>El taller se resuelve y se entrega en ExamLab (https://examlab.lovable.app/), en el modulo Talleres. Son 5 preguntas y suman 100 puntos. Lo que sigue es lo que vas a encontrar en cada una, para que sepas de antemano en que forma se responde:</w:t>
+      </w:r>
+    </w:p>
+    <w:p>
+      <w:r>
+        <w:rPr>
+          <w:rFonts w:ascii="Calibri" w:hAnsi="Calibri" w:eastAsia="Calibri"/>
+          <w:b/>
+          <w:color w:val="2B2B2B"/>
+          <w:sz w:val="22"/>
+        </w:rPr>
+        <w:t>Pregunta 1 - Diagrama (Mermaid) (20 pts):</w:t>
+      </w:r>
+      <w:r>
+        <w:rPr>
+          <w:rFonts w:ascii="Calibri" w:hAnsi="Calibri" w:eastAsia="Calibri"/>
+          <w:b w:val="0"/>
+          <w:color w:val="2B2B2B"/>
+          <w:sz w:val="22"/>
+        </w:rPr>
+        <w:t xml:space="preserve"> ER consolidado de VetCare DB (version del hito).</w:t>
+      </w:r>
+    </w:p>
+    <w:p>
+      <w:pPr>
+        <w:pStyle w:val="ListBullet"/>
+        <w:spacing w:after="40"/>
+      </w:pPr>
+      <w:r>
+        <w:rPr>
+          <w:rFonts w:ascii="Calibri" w:hAnsi="Calibri" w:eastAsia="Calibri"/>
+          <w:b w:val="0"/>
+          <w:color w:val="2B2B2B"/>
+          <w:sz w:val="22"/>
+        </w:rPr>
+        <w:t>El diagrama se escribe como texto en sintaxis Mermaid y la plataforma lo dibuja al instante. No hay que exportar imagenes ni salir a otra herramienta.</w:t>
+      </w:r>
+    </w:p>
+    <w:p>
+      <w:r>
+        <w:rPr>
+          <w:rFonts w:ascii="Calibri" w:hAnsi="Calibri" w:eastAsia="Calibri"/>
+          <w:b/>
+          <w:color w:val="2B2B2B"/>
+          <w:sz w:val="22"/>
+        </w:rPr>
+        <w:t>Pregunta 2 - SQL sobre PostgreSQL real (35 pts):</w:t>
+      </w:r>
+      <w:r>
+        <w:rPr>
+          <w:rFonts w:ascii="Calibri" w:hAnsi="Calibri" w:eastAsia="Calibri"/>
+          <w:b w:val="0"/>
+          <w:color w:val="2B2B2B"/>
+          <w:sz w:val="22"/>
+        </w:rPr>
+        <w:t xml:space="preserve"> Bateria de verificacion del avance del PI.</w:t>
+      </w:r>
+    </w:p>
+    <w:p>
+      <w:pPr>
+        <w:pStyle w:val="ListBullet"/>
+        <w:spacing w:after="40"/>
+      </w:pPr>
+      <w:r>
+        <w:rPr>
+          <w:rFonts w:ascii="Calibri" w:hAnsi="Calibri" w:eastAsia="Calibri"/>
+          <w:b w:val="0"/>
+          <w:color w:val="2B2B2B"/>
+          <w:sz w:val="22"/>
+        </w:rPr>
+        <w:t>Editor de SQL con una base PostgreSQL de verdad corriendo en el navegador. El esquema y los datos de partida ya vienen cargados: usted escribe y ejecuta su SQL y se guarda tanto la consulta como lo que devolvio la base.</w:t>
+      </w:r>
+    </w:p>
+    <w:p>
+      <w:r>
+        <w:rPr>
+          <w:rFonts w:ascii="Calibri" w:hAnsi="Calibri" w:eastAsia="Calibri"/>
+          <w:b/>
+          <w:color w:val="2B2B2B"/>
+          <w:sz w:val="22"/>
+        </w:rPr>
+        <w:t>Pregunta 3 - SQL sobre PostgreSQL real (20 pts):</w:t>
+      </w:r>
+      <w:r>
+        <w:rPr>
+          <w:rFonts w:ascii="Calibri" w:hAnsi="Calibri" w:eastAsia="Calibri"/>
+          <w:b w:val="0"/>
+          <w:color w:val="2B2B2B"/>
+          <w:sz w:val="22"/>
+        </w:rPr>
+        <w:t xml:space="preserve"> Los tres reportes de la demo.</w:t>
+      </w:r>
+    </w:p>
+    <w:p>
+      <w:pPr>
+        <w:pStyle w:val="ListBullet"/>
+        <w:spacing w:after="40"/>
+      </w:pPr>
+      <w:r>
+        <w:rPr>
+          <w:rFonts w:ascii="Calibri" w:hAnsi="Calibri" w:eastAsia="Calibri"/>
+          <w:b w:val="0"/>
+          <w:color w:val="2B2B2B"/>
+          <w:sz w:val="22"/>
+        </w:rPr>
+        <w:t>Editor de SQL con una base PostgreSQL de verdad corriendo en el navegador. El esquema y los datos de partida ya vienen cargados: usted escribe y ejecuta su SQL y se guarda tanto la consulta como lo que devolvio la base.</w:t>
+      </w:r>
+    </w:p>
+    <w:p>
+      <w:r>
+        <w:rPr>
+          <w:rFonts w:ascii="Calibri" w:hAnsi="Calibri" w:eastAsia="Calibri"/>
+          <w:b/>
+          <w:color w:val="2B2B2B"/>
+          <w:sz w:val="22"/>
+        </w:rPr>
+        <w:t>Pregunta 4 - Respuesta escrita (15 pts):</w:t>
+      </w:r>
+      <w:r>
+        <w:rPr>
+          <w:rFonts w:ascii="Calibri" w:hAnsi="Calibri" w:eastAsia="Calibri"/>
+          <w:b w:val="0"/>
+          <w:color w:val="2B2B2B"/>
+          <w:sz w:val="22"/>
+        </w:rPr>
+        <w:t xml:space="preserve"> Checklist de avance del PI (firmada).</w:t>
+      </w:r>
+    </w:p>
+    <w:p>
+      <w:pPr>
+        <w:pStyle w:val="ListBullet"/>
+        <w:spacing w:after="40"/>
+      </w:pPr>
+      <w:r>
+        <w:rPr>
+          <w:rFonts w:ascii="Calibri" w:hAnsi="Calibri" w:eastAsia="Calibri"/>
+          <w:b w:val="0"/>
+          <w:color w:val="2B2B2B"/>
+          <w:sz w:val="22"/>
+        </w:rPr>
+        <w:t>Un cuadro de texto. Se escribe directamente en la plataforma; no se sube archivo.</w:t>
+      </w:r>
+    </w:p>
+    <w:p>
+      <w:r>
+        <w:rPr>
+          <w:rFonts w:ascii="Calibri" w:hAnsi="Calibri" w:eastAsia="Calibri"/>
+          <w:b/>
+          <w:color w:val="2B2B2B"/>
+          <w:sz w:val="22"/>
+        </w:rPr>
+        <w:t>Pregunta 5 - Respuesta escrita (10 pts):</w:t>
+      </w:r>
+      <w:r>
+        <w:rPr>
+          <w:rFonts w:ascii="Calibri" w:hAnsi="Calibri" w:eastAsia="Calibri"/>
+          <w:b w:val="0"/>
+          <w:color w:val="2B2B2B"/>
+          <w:sz w:val="22"/>
+        </w:rPr>
+        <w:t xml:space="preserve"> Lista de gaps con responsable y fecha.</w:t>
+      </w:r>
+    </w:p>
+    <w:p>
+      <w:pPr>
+        <w:pStyle w:val="ListBullet"/>
+        <w:spacing w:after="40"/>
+      </w:pPr>
+      <w:r>
+        <w:rPr>
+          <w:rFonts w:ascii="Calibri" w:hAnsi="Calibri" w:eastAsia="Calibri"/>
+          <w:b w:val="0"/>
+          <w:color w:val="2B2B2B"/>
+          <w:sz w:val="22"/>
+        </w:rPr>
+        <w:t>Un cuadro de texto. Se escribe directamente en la plataforma; no se sube archivo.</w:t>
+      </w:r>
+    </w:p>
+    <w:p>
+      <w:pPr>
+        <w:spacing w:after="120"/>
+      </w:pPr>
+      <w:r>
+        <w:rPr>
+          <w:rFonts w:ascii="Calibri" w:hAnsi="Calibri" w:eastAsia="Calibri"/>
+          <w:b w:val="0"/>
+          <w:color w:val="2B2B2B"/>
+          <w:sz w:val="22"/>
+        </w:rPr>
+        <w:t>Cada pregunta trae su propio enunciado completo dentro de la plataforma: puedes resolver el taller leyendo solo ExamLab. Este documento sirve para prepararte y para trabajar en equipo antes de responder.</w:t>
       </w:r>
     </w:p>
     <w:sectPr>

--- a/Bases de Datos II/Clases/Clase 11 - Avance del proyecto final/Taller PI - Clase 11 - VetCare.docx
+++ b/Bases de Datos II/Clases/Clase 11 - Avance del proyecto final/Taller PI - Clase 11 - VetCare.docx
@@ -685,7 +685,7 @@
           <w:color w:val="2B2B2B"/>
           <w:sz w:val="22"/>
         </w:rPr>
-        <w:t>Cada pregunta trae su propio enunciado completo dentro de la plataforma: puedes resolver el taller leyendo solo ExamLab. Este documento sirve para prepararte y para trabajar en equipo antes de responder.</w:t>
+        <w:t>Cada pregunta trae su propio enunciado completo dentro de la plataforma: puedes resolver el taller leyendo solo ExamLab. Este documento sirve para prepararte y conservar tus respuestas. La actividad es individual; si el docente autoriza trabajo en equipo, la entrega en ExamLab sigue siendo individual.</w:t>
       </w:r>
     </w:p>
     <w:sectPr>

--- a/Bases de Datos II/Clases/Clase 11 - Avance del proyecto final/Taller PI - Clase 11 - VetCare.docx
+++ b/Bases de Datos II/Clases/Clase 11 - Avance del proyecto final/Taller PI - Clase 11 - VetCare.docx
@@ -454,7 +454,7 @@
           <w:color w:val="2B2B2B"/>
           <w:sz w:val="22"/>
         </w:rPr>
-        <w:t xml:space="preserve"> (https://examlab.lovable.app/ · módulo Talleres) — domingo 23:59 cuando aplique.</w:t>
+        <w:t xml:space="preserve"> (https://uniaj.examlab.workers.dev/ · módulo Talleres) — domingo 23:59 cuando aplique.</w:t>
       </w:r>
     </w:p>
     <w:p>
@@ -496,7 +496,7 @@
           <w:color w:val="2B2B2B"/>
           <w:sz w:val="22"/>
         </w:rPr>
-        <w:t>El taller se resuelve y se entrega en ExamLab (https://examlab.lovable.app/), en el modulo Talleres. Son 5 preguntas y suman 100 puntos. Lo que sigue es lo que vas a encontrar en cada una, para que sepas de antemano en que forma se responde:</w:t>
+        <w:t>El taller se resuelve y se entrega en ExamLab (https://uniaj.examlab.workers.dev/), en el modulo Talleres. Son 5 preguntas y suman 100 puntos. Lo que sigue es lo que vas a encontrar en cada una, para que sepas de antemano en que forma se responde:</w:t>
       </w:r>
     </w:p>
     <w:p>

--- a/Bases de Datos II/Clases/Clase 11 - Avance del proyecto final/Taller PI - Clase 11 - VetCare.docx
+++ b/Bases de Datos II/Clases/Clase 11 - Avance del proyecto final/Taller PI - Clase 11 - VetCare.docx
@@ -531,7 +531,7 @@
           <w:color w:val="2B2B2B"/>
           <w:sz w:val="22"/>
         </w:rPr>
-        <w:t>El diagrama se escribe como texto en sintaxis Mermaid y la plataforma lo dibuja al instante. No hay que exportar imagenes ni salir a otra herramienta.</w:t>
+        <w:t>El diagrama se escribe como texto en sintaxis Mermaid y la plataforma lo dibuja al instante: no se sube una imagen. Puedes disenarlo primero a mano en Excalidraw o draw.io y pedirle a una IA que lo traduzca a Mermaid (ver «Del boceto al codigo Mermaid» mas abajo).</w:t>
       </w:r>
     </w:p>
     <w:p>
@@ -672,6 +672,128 @@
           <w:sz w:val="22"/>
         </w:rPr>
         <w:t>Un cuadro de texto. Se escribe directamente en la plataforma; no se sube archivo.</w:t>
+      </w:r>
+    </w:p>
+    <w:p>
+      <w:pPr>
+        <w:spacing w:after="120"/>
+      </w:pPr>
+      <w:r>
+        <w:rPr>
+          <w:rFonts w:ascii="Calibri" w:hAnsi="Calibri" w:eastAsia="Calibri"/>
+          <w:b/>
+          <w:color w:val="095292"/>
+          <w:sz w:val="22"/>
+        </w:rPr>
+        <w:t>Del boceto al codigo Mermaid</w:t>
+      </w:r>
+    </w:p>
+    <w:p>
+      <w:pPr>
+        <w:spacing w:after="120"/>
+      </w:pPr>
+      <w:r>
+        <w:rPr>
+          <w:rFonts w:ascii="Calibri" w:hAnsi="Calibri" w:eastAsia="Calibri"/>
+          <w:b w:val="0"/>
+          <w:color w:val="2B2B2B"/>
+          <w:sz w:val="22"/>
+        </w:rPr>
+        <w:t>La pregunta de diagrama NO recibe imagenes: se responde con codigo Mermaid (`erDiagram`) que la plataforma dibuja al instante. No tienes que escribirlo de memoria; el camino corto es este:</w:t>
+      </w:r>
+    </w:p>
+    <w:p>
+      <w:r>
+        <w:rPr>
+          <w:rFonts w:ascii="Calibri" w:hAnsi="Calibri" w:eastAsia="Calibri"/>
+          <w:b/>
+          <w:color w:val="2B2B2B"/>
+          <w:sz w:val="22"/>
+        </w:rPr>
+        <w:t>1. Disena visual:</w:t>
+      </w:r>
+      <w:r>
+        <w:rPr>
+          <w:rFonts w:ascii="Calibri" w:hAnsi="Calibri" w:eastAsia="Calibri"/>
+          <w:b w:val="0"/>
+          <w:color w:val="2B2B2B"/>
+          <w:sz w:val="22"/>
+        </w:rPr>
+        <w:t xml:space="preserve"> Dibuja el diagrama como quieras en Excalidraw o draw.io: es mas rapido arrastrar cajas que escribir codigo, y ahi es donde piensas el modelo.</w:t>
+      </w:r>
+    </w:p>
+    <w:p>
+      <w:r>
+        <w:rPr>
+          <w:rFonts w:ascii="Calibri" w:hAnsi="Calibri" w:eastAsia="Calibri"/>
+          <w:b/>
+          <w:color w:val="2B2B2B"/>
+          <w:sz w:val="22"/>
+        </w:rPr>
+        <w:t>2. Traduce con IA:</w:t>
+      </w:r>
+      <w:r>
+        <w:rPr>
+          <w:rFonts w:ascii="Calibri" w:hAnsi="Calibri" w:eastAsia="Calibri"/>
+          <w:b w:val="0"/>
+          <w:color w:val="2B2B2B"/>
+          <w:sz w:val="22"/>
+        </w:rPr>
+        <w:t xml:space="preserve"> Copia o describe tu boceto a una IA y pidele el codigo Mermaid: «convierte este diagrama a Mermaid usando `erDiagram`». Revisa el resultado: la IA acierta la sintaxis, no tu modelo.</w:t>
+      </w:r>
+    </w:p>
+    <w:p>
+      <w:r>
+        <w:rPr>
+          <w:rFonts w:ascii="Calibri" w:hAnsi="Calibri" w:eastAsia="Calibri"/>
+          <w:b/>
+          <w:color w:val="2B2B2B"/>
+          <w:sz w:val="22"/>
+        </w:rPr>
+        <w:t>3. Pega y renderiza en ExamLab:</w:t>
+      </w:r>
+      <w:r>
+        <w:rPr>
+          <w:rFonts w:ascii="Calibri" w:hAnsi="Calibri" w:eastAsia="Calibri"/>
+          <w:b w:val="0"/>
+          <w:color w:val="2B2B2B"/>
+          <w:sz w:val="22"/>
+        </w:rPr>
+        <w:t xml:space="preserve"> Pega ese codigo en la caja de texto de la pregunta y mira como lo dibuja la plataforma. Si no renderiza, corrige ahi mismo: lo que se califica es el diagrama renderizado dentro de ExamLab.</w:t>
+      </w:r>
+    </w:p>
+    <w:p>
+      <w:r>
+        <w:rPr>
+          <w:rFonts w:ascii="Calibri" w:hAnsi="Calibri" w:eastAsia="Calibri"/>
+          <w:b/>
+          <w:color w:val="2B2B2B"/>
+          <w:sz w:val="22"/>
+        </w:rPr>
+        <w:t>4. Guarda el PNG para tu PI:</w:t>
+      </w:r>
+      <w:r>
+        <w:rPr>
+          <w:rFonts w:ascii="Calibri" w:hAnsi="Calibri" w:eastAsia="Calibri"/>
+          <w:b w:val="0"/>
+          <w:color w:val="2B2B2B"/>
+          <w:sz w:val="22"/>
+        </w:rPr>
+        <w:t xml:space="preserve"> Exporta tambien la imagen a la carpeta de tu Proyecto Integrador. Esa copia es para tu informe; no reemplaza la respuesta en la plataforma.</w:t>
+      </w:r>
+    </w:p>
+    <w:p>
+      <w:pPr>
+        <w:spacing w:after="120"/>
+      </w:pPr>
+      <w:r>
+        <w:rPr>
+          <w:rFonts w:ascii="Calibri" w:hAnsi="Calibri" w:eastAsia="Calibri"/>
+          <w:b w:val="0"/>
+          <w:color w:val="2B2B2B"/>
+          <w:sz w:val="22"/>
+        </w:rPr>
+        <w:t>Si la IA te devuelve algo que no renderiza, no lo pegues tal cual: corrigelo en ExamLab hasta ver el dibujo. Un diagrama que no renderiza no se puede calificar.</w:t>
       </w:r>
     </w:p>
     <w:p>

--- a/Bases de Datos II/Clases/Clase 11 - Avance del proyecto final/Taller PI - Clase 11 - VetCare.docx
+++ b/Bases de Datos II/Clases/Clase 11 - Avance del proyecto final/Taller PI - Clase 11 - VetCare.docx
@@ -699,7 +699,7 @@
           <w:color w:val="2B2B2B"/>
           <w:sz w:val="22"/>
         </w:rPr>
-        <w:t>La pregunta de diagrama NO recibe imagenes: se responde con codigo Mermaid (`erDiagram`) que la plataforma dibuja al instante. No tienes que escribirlo de memoria; el camino corto es este:</w:t>
+        <w:t>La pregunta de diagrama NO recibe imagenes: se responde con codigo Mermaid («erDiagram») que la plataforma dibuja al instante. No tienes que escribirlo de memoria; el camino corto es este:</w:t>
       </w:r>
     </w:p>
     <w:p>
@@ -739,7 +739,7 @@
           <w:color w:val="2B2B2B"/>
           <w:sz w:val="22"/>
         </w:rPr>
-        <w:t xml:space="preserve"> Copia o describe tu boceto a una IA y pidele el codigo Mermaid: «convierte este diagrama a Mermaid usando `erDiagram`». Revisa el resultado: la IA acierta la sintaxis, no tu modelo.</w:t>
+        <w:t xml:space="preserve"> Copia o describe tu boceto a una IA y pidele el codigo Mermaid: «convierte este diagrama a Mermaid usando «erDiagram»». Revisa el resultado: la IA acierta la sintaxis, no tu modelo.</w:t>
       </w:r>
     </w:p>
     <w:p>
